--- a/A.4.1D.docx
+++ b/A.4.1D.docx
@@ -6167,8 +6167,15 @@
                 <w:rFonts w:ascii="Arial" w:hAnsi="Arial" w:cs="Arial"/>
               </w:rPr>
               <w:br/>
+            </w:r>
+            <w:proofErr w:type="spellStart"/>
+            <w:r>
+              <w:rPr>
+                <w:rFonts w:ascii="Arial" w:hAnsi="Arial" w:cs="Arial"/>
+              </w:rPr>
               <w:t>0E07</w:t>
             </w:r>
+            <w:proofErr w:type="spellEnd"/>
           </w:p>
         </w:tc>
         <w:tc>
@@ -8240,7 +8247,7 @@
               <w:bottom w:val="single" w:sz="12" w:space="0" w:color="000000"/>
               <w:right w:val="single" w:sz="12" w:space="0" w:color="000000"/>
             </w:tcBorders>
-            <w:shd w:val="clear" w:color="auto" w:fill="DDA0DD"/>
+            <w:shd w:val="clear" w:color="auto" w:fill="FFFACD"/>
             <w:vAlign w:val="center"/>
           </w:tcPr>
           <w:p>
@@ -8255,10 +8262,24 @@
             </w:pPr>
             <w:r>
               <w:rPr>
-                <w:rFonts w:ascii="Arial" w:hAnsi="Arial" w:cs="Arial"/>
-              </w:rPr>
-              <w:t> </w:t>
-            </w:r>
+                <w:rFonts w:ascii="Leelawadee UI" w:hAnsi="Leelawadee UI" w:cs="Leelawadee UI"/>
+              </w:rPr>
+              <w:t>ะ</w:t>
+            </w:r>
+            <w:r>
+              <w:rPr>
+                <w:rFonts w:ascii="Arial" w:hAnsi="Arial" w:cs="Arial"/>
+              </w:rPr>
+              <w:br/>
+            </w:r>
+            <w:proofErr w:type="spellStart"/>
+            <w:r>
+              <w:rPr>
+                <w:rFonts w:ascii="Arial" w:hAnsi="Arial" w:cs="Arial"/>
+              </w:rPr>
+              <w:t>0E30</w:t>
+            </w:r>
+            <w:proofErr w:type="spellEnd"/>
           </w:p>
         </w:tc>
         <w:tc>
@@ -8734,7 +8755,7 @@
               <w:bottom w:val="single" w:sz="12" w:space="0" w:color="000000"/>
               <w:right w:val="single" w:sz="12" w:space="0" w:color="000000"/>
             </w:tcBorders>
-            <w:shd w:val="clear" w:color="auto" w:fill="DDA0DD"/>
+            <w:shd w:val="clear" w:color="auto" w:fill="FFFACD"/>
             <w:vAlign w:val="center"/>
           </w:tcPr>
           <w:p>
@@ -8749,22 +8770,29 @@
             </w:pPr>
             <w:r>
               <w:rPr>
-                <w:rFonts w:ascii="Arial" w:hAnsi="Arial" w:cs="Arial"/>
-              </w:rPr>
-              <w:t> </w:t>
-            </w:r>
-          </w:p>
-        </w:tc>
-        <w:tc>
-          <w:tcPr>
-            <w:tcW w:w="0" w:type="auto"/>
-            <w:tcBorders>
-              <w:top w:val="single" w:sz="12" w:space="0" w:color="000000"/>
-              <w:left w:val="single" w:sz="12" w:space="0" w:color="000000"/>
-              <w:bottom w:val="single" w:sz="12" w:space="0" w:color="000000"/>
-              <w:right w:val="single" w:sz="12" w:space="0" w:color="000000"/>
-            </w:tcBorders>
-            <w:shd w:val="clear" w:color="auto" w:fill="FFFACD"/>
+                <w:rFonts w:ascii="Leelawadee UI" w:hAnsi="Leelawadee UI" w:cs="Leelawadee UI"/>
+              </w:rPr>
+              <w:t>ั</w:t>
+            </w:r>
+            <w:r>
+              <w:rPr>
+                <w:rFonts w:ascii="Arial" w:hAnsi="Arial" w:cs="Arial"/>
+              </w:rPr>
+              <w:br/>
+              <w:t>0E31</w:t>
+            </w:r>
+          </w:p>
+        </w:tc>
+        <w:tc>
+          <w:tcPr>
+            <w:tcW w:w="0" w:type="auto"/>
+            <w:tcBorders>
+              <w:top w:val="single" w:sz="12" w:space="0" w:color="000000"/>
+              <w:left w:val="single" w:sz="12" w:space="0" w:color="000000"/>
+              <w:bottom w:val="single" w:sz="12" w:space="0" w:color="000000"/>
+              <w:right w:val="single" w:sz="12" w:space="0" w:color="000000"/>
+            </w:tcBorders>
+            <w:shd w:val="clear" w:color="auto" w:fill="DDA0DD"/>
             <w:vAlign w:val="center"/>
           </w:tcPr>
           <w:p>
@@ -8779,24 +8807,10 @@
             </w:pPr>
             <w:r>
               <w:rPr>
-                <w:rFonts w:ascii="Leelawadee UI" w:hAnsi="Leelawadee UI" w:cs="Leelawadee UI"/>
-              </w:rPr>
-              <w:t>ะ</w:t>
-            </w:r>
-            <w:r>
-              <w:rPr>
-                <w:rFonts w:ascii="Arial" w:hAnsi="Arial" w:cs="Arial"/>
-              </w:rPr>
-              <w:br/>
-            </w:r>
-            <w:proofErr w:type="spellStart"/>
-            <w:r>
-              <w:rPr>
-                <w:rFonts w:ascii="Arial" w:hAnsi="Arial" w:cs="Arial"/>
-              </w:rPr>
-              <w:t>0E30</w:t>
-            </w:r>
-            <w:proofErr w:type="spellEnd"/>
+                <w:rFonts w:ascii="Arial" w:hAnsi="Arial" w:cs="Arial"/>
+              </w:rPr>
+              <w:t> </w:t>
+            </w:r>
           </w:p>
         </w:tc>
         <w:tc>
@@ -8861,8 +8875,15 @@
                 <w:rFonts w:ascii="Arial" w:hAnsi="Arial" w:cs="Arial"/>
               </w:rPr>
               <w:br/>
+            </w:r>
+            <w:proofErr w:type="spellStart"/>
+            <w:r>
+              <w:rPr>
+                <w:rFonts w:ascii="Arial" w:hAnsi="Arial" w:cs="Arial"/>
+              </w:rPr>
               <w:t>006E</w:t>
             </w:r>
+            <w:proofErr w:type="spellEnd"/>
           </w:p>
         </w:tc>
         <w:tc>
@@ -9146,15 +9167,8 @@
                 <w:rFonts w:ascii="Arial" w:hAnsi="Arial" w:cs="Arial"/>
               </w:rPr>
               <w:br/>
-            </w:r>
-            <w:proofErr w:type="spellStart"/>
-            <w:r>
-              <w:rPr>
-                <w:rFonts w:ascii="Arial" w:hAnsi="Arial" w:cs="Arial"/>
-              </w:rPr>
               <w:t>0E19</w:t>
             </w:r>
-            <w:proofErr w:type="spellEnd"/>
           </w:p>
         </w:tc>
         <w:tc>
@@ -9272,7 +9286,7 @@
               <w:rPr>
                 <w:rFonts w:ascii="Leelawadee UI" w:hAnsi="Leelawadee UI" w:cs="Leelawadee UI"/>
               </w:rPr>
-              <w:t>ั</w:t>
+              <w:t>ฺ</w:t>
             </w:r>
             <w:r>
               <w:rPr>
@@ -9285,7 +9299,7 @@
               <w:rPr>
                 <w:rFonts w:ascii="Arial" w:hAnsi="Arial" w:cs="Arial"/>
               </w:rPr>
-              <w:t>0E31</w:t>
+              <w:t>0E3A</w:t>
             </w:r>
             <w:proofErr w:type="spellEnd"/>
           </w:p>
@@ -9525,11 +9539,24 @@
             </w:r>
             <w:proofErr w:type="spellStart"/>
             <w:r>
-              <w:t>SS2,CR</w:t>
+              <w:t>SS</w:t>
+            </w:r>
+            <w:proofErr w:type="gramStart"/>
+            <w:r>
+              <w:t>2,CR</w:t>
             </w:r>
             <w:proofErr w:type="spellEnd"/>
-            <w:r>
-              <w:t>&gt; is actually CSI (se next table), and that “CR” is not a filler, nor LF.</w:t>
+            <w:proofErr w:type="gramEnd"/>
+            <w:r>
+              <w:t xml:space="preserve">&gt; is </w:t>
+            </w:r>
+            <w:proofErr w:type="gramStart"/>
+            <w:r>
+              <w:t>actually CSI</w:t>
+            </w:r>
+            <w:proofErr w:type="gramEnd"/>
+            <w:r>
+              <w:t xml:space="preserve"> (se next table), and that “CR” is not a filler, nor LF.</w:t>
             </w:r>
           </w:p>
           <w:p>
@@ -11670,15 +11697,8 @@
                 <w:rFonts w:ascii="Arial" w:hAnsi="Arial" w:cs="Arial"/>
               </w:rPr>
               <w:br/>
-            </w:r>
-            <w:proofErr w:type="spellStart"/>
-            <w:r>
-              <w:rPr>
-                <w:rFonts w:ascii="Arial" w:hAnsi="Arial" w:cs="Arial"/>
-              </w:rPr>
               <w:t>26A0</w:t>
             </w:r>
-            <w:proofErr w:type="spellEnd"/>
           </w:p>
         </w:tc>
         <w:bookmarkStart w:id="52" w:name="_MCCTEMPBM_CRPT01490054___7"/>
@@ -12837,8 +12857,15 @@
                 <w:rFonts w:ascii="Arial" w:hAnsi="Arial" w:cs="Arial"/>
               </w:rPr>
               <w:br/>
+            </w:r>
+            <w:proofErr w:type="spellStart"/>
+            <w:r>
+              <w:rPr>
+                <w:rFonts w:ascii="Arial" w:hAnsi="Arial" w:cs="Arial"/>
+              </w:rPr>
               <w:t>00A5</w:t>
             </w:r>
+            <w:proofErr w:type="spellEnd"/>
           </w:p>
         </w:tc>
         <w:tc>
@@ -16359,8 +16386,15 @@
                 <w:rFonts w:ascii="Arial" w:hAnsi="Arial" w:cs="Arial"/>
               </w:rPr>
               <w:br/>
+            </w:r>
+            <w:proofErr w:type="spellStart"/>
+            <w:r>
+              <w:rPr>
+                <w:rFonts w:ascii="Arial" w:hAnsi="Arial" w:cs="Arial"/>
+              </w:rPr>
               <w:t>00F7</w:t>
             </w:r>
+            <w:proofErr w:type="spellEnd"/>
           </w:p>
         </w:tc>
         <w:tc>
@@ -17700,15 +17734,8 @@
                 <w:rFonts w:ascii="Arial" w:hAnsi="Arial" w:cs="Arial"/>
               </w:rPr>
               <w:br/>
-            </w:r>
-            <w:proofErr w:type="spellStart"/>
-            <w:r>
-              <w:rPr>
-                <w:rFonts w:ascii="Arial" w:hAnsi="Arial" w:cs="Arial"/>
-              </w:rPr>
               <w:t>007E</w:t>
             </w:r>
-            <w:proofErr w:type="spellEnd"/>
           </w:p>
         </w:tc>
         <w:tc>
@@ -18651,8 +18678,15 @@
                 <w:rFonts w:ascii="Arial" w:hAnsi="Arial" w:cs="Arial"/>
               </w:rPr>
               <w:br/>
+            </w:r>
+            <w:proofErr w:type="spellStart"/>
+            <w:r>
+              <w:rPr>
+                <w:rFonts w:ascii="Arial" w:hAnsi="Arial" w:cs="Arial"/>
+              </w:rPr>
               <w:t>00B7</w:t>
             </w:r>
+            <w:proofErr w:type="spellEnd"/>
           </w:p>
         </w:tc>
         <w:tc>
@@ -18707,7 +18741,7 @@
               <w:bottom w:val="single" w:sz="12" w:space="0" w:color="000000"/>
               <w:right w:val="single" w:sz="12" w:space="0" w:color="000000"/>
             </w:tcBorders>
-            <w:shd w:val="clear" w:color="auto" w:fill="FFFACD"/>
+            <w:shd w:val="clear" w:color="auto" w:fill="DDA0DD"/>
             <w:vAlign w:val="center"/>
           </w:tcPr>
           <w:p>
@@ -18722,24 +18756,10 @@
             </w:pPr>
             <w:r>
               <w:rPr>
-                <w:rFonts w:ascii="Leelawadee UI" w:hAnsi="Leelawadee UI" w:cs="Leelawadee UI"/>
-              </w:rPr>
-              <w:t>ฺ</w:t>
-            </w:r>
-            <w:r>
-              <w:rPr>
-                <w:rFonts w:ascii="Arial" w:hAnsi="Arial" w:cs="Arial"/>
-              </w:rPr>
-              <w:br/>
-            </w:r>
-            <w:proofErr w:type="spellStart"/>
-            <w:r>
-              <w:rPr>
-                <w:rFonts w:ascii="Arial" w:hAnsi="Arial" w:cs="Arial"/>
-              </w:rPr>
-              <w:t>0E3A</w:t>
-            </w:r>
-            <w:proofErr w:type="spellEnd"/>
+                <w:rFonts w:ascii="Arial" w:hAnsi="Arial" w:cs="Arial"/>
+              </w:rPr>
+              <w:t> </w:t>
+            </w:r>
           </w:p>
         </w:tc>
         <w:tc>
@@ -18831,8 +18851,13 @@
             <w:pPr>
               <w:pStyle w:val="TAL"/>
             </w:pPr>
-            <w:r>
-              <w:t>In the event that an MS receives a code where a symbol is not represented in the above table then the MS shall display the REPLACEMENT CHARACTER (</w:t>
+            <w:proofErr w:type="gramStart"/>
+            <w:r>
+              <w:t>In the event that</w:t>
+            </w:r>
+            <w:proofErr w:type="gramEnd"/>
+            <w:r>
+              <w:t xml:space="preserve"> an MS receives a code where a symbol is not represented in the above table then the MS shall display the REPLACEMENT CHARACTER (</w:t>
             </w:r>
             <w:proofErr w:type="spellStart"/>
             <w:r>
